--- a/ASSIGNMENT/MODULE-2/SESSION-1 ASSIGNMENT.docx
+++ b/ASSIGNMENT/MODULE-2/SESSION-1 ASSIGNMENT.docx
@@ -813,7 +813,19 @@
         <w:rPr>
           <w:rFonts w:ascii="Calibri" w:hAnsi="Calibri" w:cs="Calibri"/>
         </w:rPr>
-        <w:t>Recently on Snapchat, I kept getting a notification saying "sending..." for messages, even though I hadn't sent anything new. It just kept showing up randomly on its own.</w:t>
+        <w:t>Recently on Snapchat, I kept getting a notification saying "</w:t>
+      </w:r>
+      <w:r>
+        <w:rPr>
+          <w:rFonts w:ascii="Calibri" w:hAnsi="Calibri" w:cs="Calibri"/>
+        </w:rPr>
+        <w:t>updating</w:t>
+      </w:r>
+      <w:r>
+        <w:rPr>
+          <w:rFonts w:ascii="Calibri" w:hAnsi="Calibri" w:cs="Calibri"/>
+        </w:rPr>
+        <w:t>..." for messages, even though I hadn't sent anything new. It just kept showing up randomly on its own.</w:t>
       </w:r>
     </w:p>
     <w:p>
@@ -2759,6 +2771,7 @@
   <w:style w:type="character" w:default="1" w:styleId="DefaultParagraphFont">
     <w:name w:val="Default Paragraph Font"/>
     <w:uiPriority w:val="1"/>
+    <w:semiHidden/>
     <w:unhideWhenUsed/>
   </w:style>
   <w:style w:type="table" w:default="1" w:styleId="TableNormal">
